--- a/pr-preview/pr-2/chapters/chapter2.docx
+++ b/pr-preview/pr-2/chapters/chapter2.docx
@@ -1020,7 +1020,7 @@
         <w:t xml:space="preserve"> </w:t>
       </w:r>
       <w:r>
-        <w:t xml:space="preserve">c88c4f8</w:t>
+        <w:t xml:space="preserve">1994178</w:t>
       </w:r>
     </w:p>
     <w:p>
@@ -1042,7 +1042,7 @@
         <w:t xml:space="preserve"> </w:t>
       </w:r>
       <w:r>
-        <w:t xml:space="preserve">c88c4f8a63c08f807ae22339522a16b5b8847710</w:t>
+        <w:t xml:space="preserve">1994178114c3a90f9eecf1b261b6b5aa67f26385</w:t>
       </w:r>
     </w:p>
     <w:p>
@@ -1064,7 +1064,7 @@
         <w:t xml:space="preserve"> </w:t>
       </w:r>
       <w:r>
-        <w:t xml:space="preserve">2026-04-06 23:21:43 +0000</w:t>
+        <w:t xml:space="preserve">2026-04-06 23:35:50 +0000</w:t>
       </w:r>
     </w:p>
     <w:p>

--- a/pr-preview/pr-2/chapters/chapter2.docx
+++ b/pr-preview/pr-2/chapters/chapter2.docx
@@ -1020,7 +1020,7 @@
         <w:t xml:space="preserve"> </w:t>
       </w:r>
       <w:r>
-        <w:t xml:space="preserve">1994178</w:t>
+        <w:t xml:space="preserve">6f02fec</w:t>
       </w:r>
     </w:p>
     <w:p>
@@ -1042,7 +1042,7 @@
         <w:t xml:space="preserve"> </w:t>
       </w:r>
       <w:r>
-        <w:t xml:space="preserve">1994178114c3a90f9eecf1b261b6b5aa67f26385</w:t>
+        <w:t xml:space="preserve">6f02fecdacab5db1b199b095faa73dc2d6c12ec5</w:t>
       </w:r>
     </w:p>
     <w:p>
@@ -1064,7 +1064,7 @@
         <w:t xml:space="preserve"> </w:t>
       </w:r>
       <w:r>
-        <w:t xml:space="preserve">2026-04-06 23:35:50 +0000</w:t>
+        <w:t xml:space="preserve">2026-04-06 23:48:14 +0000</w:t>
       </w:r>
     </w:p>
     <w:p>

--- a/pr-preview/pr-2/chapters/chapter2.docx
+++ b/pr-preview/pr-2/chapters/chapter2.docx
@@ -1020,7 +1020,7 @@
         <w:t xml:space="preserve"> </w:t>
       </w:r>
       <w:r>
-        <w:t xml:space="preserve">6f02fec</w:t>
+        <w:t xml:space="preserve">3c8290b</w:t>
       </w:r>
     </w:p>
     <w:p>
@@ -1042,7 +1042,7 @@
         <w:t xml:space="preserve"> </w:t>
       </w:r>
       <w:r>
-        <w:t xml:space="preserve">6f02fecdacab5db1b199b095faa73dc2d6c12ec5</w:t>
+        <w:t xml:space="preserve">3c8290bc20e5652fd7b8fec0e8aa01cd9be656dd</w:t>
       </w:r>
     </w:p>
     <w:p>
@@ -1064,7 +1064,7 @@
         <w:t xml:space="preserve"> </w:t>
       </w:r>
       <w:r>
-        <w:t xml:space="preserve">2026-04-06 23:48:14 +0000</w:t>
+        <w:t xml:space="preserve">2026-04-06 23:53:04 +0000</w:t>
       </w:r>
     </w:p>
     <w:p>
